--- a/data/resume/docs/ml.template.docx
+++ b/data/resume/docs/ml.template.docx
@@ -67,23 +67,7 @@
         <w:t>LLM orchestration</w:t>
       </w:r>
       <w:r>
-        <w:t xml:space="preserve"> (</w:t>
-      </w:r>
-      <w:proofErr w:type="spellStart"/>
-      <w:r>
-        <w:t>LangChain</w:t>
-      </w:r>
-      <w:proofErr w:type="spellEnd"/>
-      <w:r>
-        <w:t xml:space="preserve">, </w:t>
-      </w:r>
-      <w:proofErr w:type="spellStart"/>
-      <w:r>
-        <w:t>LangGraph</w:t>
-      </w:r>
-      <w:proofErr w:type="spellEnd"/>
-      <w:r>
-        <w:t xml:space="preserve">), </w:t>
+        <w:t xml:space="preserve"> (LangChain, LangGraph), </w:t>
       </w:r>
       <w:r>
         <w:rPr>
@@ -105,7 +89,6 @@
       <w:r>
         <w:t xml:space="preserve">. Strong in </w:t>
       </w:r>
-      <w:proofErr w:type="spellStart"/>
       <w:r>
         <w:rPr>
           <w:b/>
@@ -113,25 +96,8 @@
         </w:rPr>
         <w:t>MLOps</w:t>
       </w:r>
-      <w:proofErr w:type="spellEnd"/>
-      <w:r>
-        <w:t xml:space="preserve"> using </w:t>
-      </w:r>
-      <w:proofErr w:type="spellStart"/>
-      <w:r>
-        <w:t>MLflow</w:t>
-      </w:r>
-      <w:proofErr w:type="spellEnd"/>
-      <w:r>
-        <w:t xml:space="preserve">, </w:t>
-      </w:r>
-      <w:proofErr w:type="spellStart"/>
-      <w:r>
-        <w:t>Kedro</w:t>
-      </w:r>
-      <w:proofErr w:type="spellEnd"/>
-      <w:r>
-        <w:t>, and SageMaker. Proven leader in delivering intelligent, scalable solutions that drive real business impact</w:t>
+      <w:r>
+        <w:t xml:space="preserve"> using MLflow, Kedro, and SageMaker. Proven leader in delivering intelligent, scalable solutions that drive real business impact</w:t>
       </w:r>
       <w:r>
         <w:t>.</w:t>
@@ -163,65 +129,11 @@
           <w:b/>
           <w:bCs/>
         </w:rPr>
-        <w:t xml:space="preserve">Machine Learning &amp; </w:t>
-      </w:r>
-      <w:proofErr w:type="spellStart"/>
-      <w:r>
-        <w:rPr>
-          <w:b/>
-          <w:bCs/>
-        </w:rPr>
-        <w:t>MLOps</w:t>
-      </w:r>
-      <w:proofErr w:type="spellEnd"/>
-      <w:r>
-        <w:t xml:space="preserve">: </w:t>
-      </w:r>
-      <w:proofErr w:type="spellStart"/>
-      <w:r>
-        <w:t>LangChain</w:t>
-      </w:r>
-      <w:proofErr w:type="spellEnd"/>
-      <w:r>
-        <w:t xml:space="preserve">, </w:t>
-      </w:r>
-      <w:proofErr w:type="spellStart"/>
-      <w:r>
-        <w:t>LangGraph</w:t>
-      </w:r>
-      <w:proofErr w:type="spellEnd"/>
-      <w:r>
-        <w:t xml:space="preserve">, </w:t>
-      </w:r>
-      <w:proofErr w:type="spellStart"/>
-      <w:r>
-        <w:t>MLflow</w:t>
-      </w:r>
-      <w:proofErr w:type="spellEnd"/>
-      <w:r>
-        <w:t xml:space="preserve">, </w:t>
-      </w:r>
-      <w:proofErr w:type="spellStart"/>
-      <w:r>
-        <w:t>Kedro</w:t>
-      </w:r>
-      <w:proofErr w:type="spellEnd"/>
-      <w:r>
-        <w:t xml:space="preserve">, Scikit-learn, </w:t>
-      </w:r>
-      <w:proofErr w:type="spellStart"/>
-      <w:r>
-        <w:t>PyTorch</w:t>
-      </w:r>
-      <w:proofErr w:type="spellEnd"/>
-      <w:r>
-        <w:t xml:space="preserve"> (basic), </w:t>
-      </w:r>
-      <w:proofErr w:type="spellStart"/>
-      <w:r>
-        <w:t>JupyterLab</w:t>
-      </w:r>
-      <w:proofErr w:type="spellEnd"/>
+        <w:t>Machine Learning &amp; MLOps</w:t>
+      </w:r>
+      <w:r>
+        <w:t>: LangChain, LangGraph, MLflow, Kedro, Scikit-learn, PyTorch (basic), JupyterLab</w:t>
+      </w:r>
     </w:p>
     <w:p>
       <w:r>
@@ -244,23 +156,7 @@
         <w:t>Backend Development</w:t>
       </w:r>
       <w:r>
-        <w:t xml:space="preserve">: </w:t>
-      </w:r>
-      <w:proofErr w:type="spellStart"/>
-      <w:r>
-        <w:t>FastAPI</w:t>
-      </w:r>
-      <w:proofErr w:type="spellEnd"/>
-      <w:r>
-        <w:t xml:space="preserve">, Flask, Spring Boot, Node.js, </w:t>
-      </w:r>
-      <w:proofErr w:type="spellStart"/>
-      <w:r>
-        <w:t>SQLAlchemy</w:t>
-      </w:r>
-      <w:proofErr w:type="spellEnd"/>
-      <w:r>
-        <w:t>, REST APIs</w:t>
+        <w:t>: FastAPI, Flask, Spring Boot, Node.js, SQLAlchemy, REST APIs</w:t>
       </w:r>
     </w:p>
     <w:p>
@@ -290,13 +186,8 @@
         <w:t>, EKS</w:t>
       </w:r>
       <w:r>
-        <w:t xml:space="preserve">, RDS, SageMaker, S3, CloudWatch), Databricks, Google </w:t>
-      </w:r>
-      <w:proofErr w:type="spellStart"/>
-      <w:r>
-        <w:t>Colabs</w:t>
-      </w:r>
-      <w:proofErr w:type="spellEnd"/>
+        <w:t>, RDS, SageMaker, S3, CloudWatch), Databricks, Google Colabs</w:t>
+      </w:r>
     </w:p>
     <w:p>
       <w:r>
@@ -323,15 +214,7 @@
         <w:pStyle w:val="Heading3"/>
       </w:pPr>
       <w:r>
-        <w:t xml:space="preserve">Lead Cloud Engineer, </w:t>
-      </w:r>
-      <w:proofErr w:type="spellStart"/>
-      <w:r>
-        <w:t>Technumen</w:t>
-      </w:r>
-      <w:proofErr w:type="spellEnd"/>
-      <w:r>
-        <w:t xml:space="preserve"> | 2024 - Present</w:t>
+        <w:t>Lead Cloud Engineer, Technumen - Client: Liberty Mutual | Mar 2024 - Jul 2025</w:t>
       </w:r>
     </w:p>
     <w:p>
@@ -360,37 +243,11 @@
           <w:b/>
           <w:bCs/>
         </w:rPr>
-        <w:t xml:space="preserve">Python, Whisper, </w:t>
-      </w:r>
-      <w:proofErr w:type="spellStart"/>
-      <w:r>
-        <w:rPr>
-          <w:b/>
-          <w:bCs/>
-        </w:rPr>
-        <w:t>LangChain</w:t>
-      </w:r>
-      <w:proofErr w:type="spellEnd"/>
-      <w:r>
-        <w:rPr>
-          <w:b/>
-          <w:bCs/>
-        </w:rPr>
-        <w:t xml:space="preserve">, </w:t>
-      </w:r>
-      <w:proofErr w:type="spellStart"/>
-      <w:r>
-        <w:rPr>
-          <w:b/>
-          <w:bCs/>
-        </w:rPr>
-        <w:t>LangGraph</w:t>
-      </w:r>
-      <w:proofErr w:type="spellEnd"/>
+        <w:t>Python, Whisper, LangChain, LangGraph</w:t>
+      </w:r>
       <w:r>
         <w:t xml:space="preserve"> and </w:t>
       </w:r>
-      <w:proofErr w:type="spellStart"/>
       <w:r>
         <w:rPr>
           <w:b/>
@@ -398,7 +255,6 @@
         </w:rPr>
         <w:t>ElevenLabs</w:t>
       </w:r>
-      <w:proofErr w:type="spellEnd"/>
       <w:r>
         <w:t xml:space="preserve"> for real-time conversational AI</w:t>
       </w:r>
@@ -408,32 +264,14 @@
       <w:r>
         <w:t> </w:t>
       </w:r>
-      <w:proofErr w:type="spellStart"/>
-      <w:r>
-        <w:fldChar w:fldCharType="begin"/>
-      </w:r>
-      <w:r>
-        <w:instrText>HYPERLINK "https://github.com/afzalex/voicechain-template" \t "_new"</w:instrText>
-      </w:r>
-      <w:r>
-        <w:fldChar w:fldCharType="separate"/>
-      </w:r>
-      <w:r>
-        <w:rPr>
-          <w:rStyle w:val="Hyperlink"/>
-        </w:rPr>
-        <w:t>VoiceChain</w:t>
-      </w:r>
-      <w:proofErr w:type="spellEnd"/>
-      <w:r>
-        <w:rPr>
-          <w:rStyle w:val="Hyperlink"/>
-        </w:rPr>
-        <w:t xml:space="preserve"> Template</w:t>
-      </w:r>
-      <w:r>
-        <w:fldChar w:fldCharType="end"/>
-      </w:r>
+      <w:hyperlink r:id="rId7" w:tgtFrame="_new" w:history="1">
+        <w:r>
+          <w:rPr>
+            <w:rStyle w:val="Hyperlink"/>
+          </w:rPr>
+          <w:t>VoiceChain Template</w:t>
+        </w:r>
+      </w:hyperlink>
       <w:r>
         <w:t>.</w:t>
       </w:r>
@@ -457,15 +295,7 @@
         <w:t>multi-modal agent workflows</w:t>
       </w:r>
       <w:r>
-        <w:t xml:space="preserve"> with </w:t>
-      </w:r>
-      <w:proofErr w:type="spellStart"/>
-      <w:r>
-        <w:t>LangGraph</w:t>
-      </w:r>
-      <w:proofErr w:type="spellEnd"/>
-      <w:r>
-        <w:t xml:space="preserve"> to handle FAQs, scheduling, and document summarization with stateful intent switching and fallback logic.</w:t>
+        <w:t xml:space="preserve"> with LangGraph to handle FAQs, scheduling, and document summarization with stateful intent switching and fallback logic.</w:t>
       </w:r>
     </w:p>
     <w:p>
@@ -551,23 +381,7 @@
         <w:t>LLM-powered resume screening system</w:t>
       </w:r>
       <w:r>
-        <w:t xml:space="preserve"> in Python, integrating </w:t>
-      </w:r>
-      <w:proofErr w:type="spellStart"/>
-      <w:r>
-        <w:t>LangChain</w:t>
-      </w:r>
-      <w:proofErr w:type="spellEnd"/>
-      <w:r>
-        <w:t xml:space="preserve"> and </w:t>
-      </w:r>
-      <w:proofErr w:type="spellStart"/>
-      <w:r>
-        <w:t>LangGraph</w:t>
-      </w:r>
-      <w:proofErr w:type="spellEnd"/>
-      <w:r>
-        <w:t xml:space="preserve"> to evaluate resumes via multi-agent orchestration against job descriptions.</w:t>
+        <w:t xml:space="preserve"> in Python, integrating LangChain and LangGraph to evaluate resumes via multi-agent orchestration against job descriptions.</w:t>
       </w:r>
     </w:p>
     <w:p>
@@ -598,7 +412,6 @@
       <w:r>
         <w:t xml:space="preserve"> using </w:t>
       </w:r>
-      <w:proofErr w:type="spellStart"/>
       <w:r>
         <w:rPr>
           <w:b/>
@@ -606,11 +419,9 @@
         </w:rPr>
         <w:t>FastAPI</w:t>
       </w:r>
-      <w:proofErr w:type="spellEnd"/>
       <w:r>
         <w:t xml:space="preserve"> and </w:t>
       </w:r>
-      <w:proofErr w:type="spellStart"/>
       <w:r>
         <w:rPr>
           <w:b/>
@@ -618,7 +429,6 @@
         </w:rPr>
         <w:t>SQLAlchemy</w:t>
       </w:r>
-      <w:proofErr w:type="spellEnd"/>
       <w:r>
         <w:t>, focused on ML lifecycle management, real-time analytics, and scalable inference delivery.</w:t>
       </w:r>
@@ -674,26 +484,16 @@
       <w:r>
         <w:t xml:space="preserve">Managed end-to-end </w:t>
       </w:r>
-      <w:proofErr w:type="spellStart"/>
-      <w:r>
-        <w:rPr>
-          <w:b/>
-          <w:bCs/>
-        </w:rPr>
-        <w:t>MLOps</w:t>
-      </w:r>
-      <w:proofErr w:type="spellEnd"/>
-      <w:r>
-        <w:rPr>
-          <w:b/>
-          <w:bCs/>
-        </w:rPr>
-        <w:t xml:space="preserve"> pipelines</w:t>
+      <w:r>
+        <w:rPr>
+          <w:b/>
+          <w:bCs/>
+        </w:rPr>
+        <w:t>MLOps pipelines</w:t>
       </w:r>
       <w:r>
         <w:t xml:space="preserve"> with </w:t>
       </w:r>
-      <w:proofErr w:type="spellStart"/>
       <w:r>
         <w:rPr>
           <w:b/>
@@ -701,7 +501,6 @@
         </w:rPr>
         <w:t>MLflow</w:t>
       </w:r>
-      <w:proofErr w:type="spellEnd"/>
       <w:r>
         <w:t> for tracking experiments, managing model versions and deploying to </w:t>
       </w:r>
@@ -841,15 +640,7 @@
       </w:pPr>
       <w:r>
         <w:lastRenderedPageBreak/>
-        <w:t xml:space="preserve">Senior Software Engineer, </w:t>
-      </w:r>
-      <w:proofErr w:type="spellStart"/>
-      <w:r>
-        <w:t>Enbraun</w:t>
-      </w:r>
-      <w:proofErr w:type="spellEnd"/>
-      <w:r>
-        <w:t xml:space="preserve"> | 2015 - 2019</w:t>
+        <w:t>Senior Software Engineer, Enbraun | 2015 - 2019</w:t>
       </w:r>
     </w:p>
     <w:p>
@@ -888,13 +679,8 @@
       <w:pPr>
         <w:pStyle w:val="Heading3"/>
       </w:pPr>
-      <w:proofErr w:type="spellStart"/>
-      <w:r>
-        <w:t>OneRule</w:t>
-      </w:r>
-      <w:proofErr w:type="spellEnd"/>
-      <w:r>
-        <w:t xml:space="preserve"> – Liberty Mutual</w:t>
+      <w:r>
+        <w:t>OneRule – Liberty Mutual</w:t>
       </w:r>
     </w:p>
     <w:p>
@@ -937,56 +723,22 @@
       <w:r>
         <w:t xml:space="preserve">, </w:t>
       </w:r>
-      <w:proofErr w:type="spellStart"/>
-      <w:r>
-        <w:rPr>
-          <w:b/>
-          <w:bCs/>
-        </w:rPr>
-        <w:t>LangChain</w:t>
-      </w:r>
-      <w:proofErr w:type="spellEnd"/>
-      <w:r>
-        <w:rPr>
-          <w:b/>
-          <w:bCs/>
-        </w:rPr>
-        <w:t xml:space="preserve"> + </w:t>
-      </w:r>
-      <w:proofErr w:type="spellStart"/>
-      <w:r>
-        <w:rPr>
-          <w:b/>
-          <w:bCs/>
-        </w:rPr>
-        <w:t>LangGraph</w:t>
-      </w:r>
-      <w:proofErr w:type="spellEnd"/>
-      <w:r>
-        <w:rPr>
-          <w:b/>
-          <w:bCs/>
-        </w:rPr>
-        <w:t xml:space="preserve"> (agent orchestration)</w:t>
+      <w:r>
+        <w:rPr>
+          <w:b/>
+          <w:bCs/>
+        </w:rPr>
+        <w:t>LangChain + LangGraph (agent orchestration)</w:t>
       </w:r>
       <w:r>
         <w:t xml:space="preserve">, and </w:t>
       </w:r>
-      <w:proofErr w:type="spellStart"/>
-      <w:r>
-        <w:rPr>
-          <w:b/>
-          <w:bCs/>
-        </w:rPr>
-        <w:t>ElevenLabs</w:t>
-      </w:r>
-      <w:proofErr w:type="spellEnd"/>
-      <w:r>
-        <w:rPr>
-          <w:b/>
-          <w:bCs/>
-        </w:rPr>
-        <w:t xml:space="preserve"> (TTS)</w:t>
+      <w:r>
+        <w:rPr>
+          <w:b/>
+          <w:bCs/>
+        </w:rPr>
+        <w:t>ElevenLabs (TTS)</w:t>
       </w:r>
       <w:r>
         <w:t xml:space="preserve"> to deliver responsive and natural voice-based interactions.</w:t>
@@ -1087,21 +839,12 @@
       <w:r>
         <w:t xml:space="preserve">The system evolved from an open-source prototype, </w:t>
       </w:r>
-      <w:proofErr w:type="spellStart"/>
-      <w:r>
-        <w:rPr>
-          <w:b/>
-          <w:bCs/>
-        </w:rPr>
-        <w:t>VoiceChain</w:t>
-      </w:r>
-      <w:proofErr w:type="spellEnd"/>
-      <w:r>
-        <w:rPr>
-          <w:b/>
-          <w:bCs/>
-        </w:rPr>
-        <w:t xml:space="preserve"> Template (GitHub)</w:t>
+      <w:r>
+        <w:rPr>
+          <w:b/>
+          <w:bCs/>
+        </w:rPr>
+        <w:t>VoiceChain Template (GitHub)</w:t>
       </w:r>
       <w:r>
         <w:t>, into a production-ready assistant serving enterprise users</w:t>
@@ -1112,32 +855,14 @@
       <w:r>
         <w:t>: </w:t>
       </w:r>
-      <w:proofErr w:type="spellStart"/>
-      <w:r>
-        <w:fldChar w:fldCharType="begin"/>
-      </w:r>
-      <w:r>
-        <w:instrText>HYPERLINK "https://github.com/afzalex/voicechain-template" \t "_new"</w:instrText>
-      </w:r>
-      <w:r>
-        <w:fldChar w:fldCharType="separate"/>
-      </w:r>
-      <w:r>
-        <w:rPr>
-          <w:rStyle w:val="Hyperlink"/>
-        </w:rPr>
-        <w:t>VoiceChain</w:t>
-      </w:r>
-      <w:proofErr w:type="spellEnd"/>
-      <w:r>
-        <w:rPr>
-          <w:rStyle w:val="Hyperlink"/>
-        </w:rPr>
-        <w:t xml:space="preserve"> Template – GitHub</w:t>
-      </w:r>
-      <w:r>
-        <w:fldChar w:fldCharType="end"/>
-      </w:r>
+      <w:hyperlink r:id="rId8" w:tgtFrame="_new" w:history="1">
+        <w:r>
+          <w:rPr>
+            <w:rStyle w:val="Hyperlink"/>
+          </w:rPr>
+          <w:t>VoiceChain Template – GitHub</w:t>
+        </w:r>
+      </w:hyperlink>
     </w:p>
     <w:p>
       <w:pPr>
@@ -1149,15 +874,7 @@
     </w:p>
     <w:p>
       <w:r>
-        <w:t>Industry-first Product Platform-as-a-Service (</w:t>
-      </w:r>
-      <w:proofErr w:type="spellStart"/>
-      <w:r>
-        <w:t>pPaaS</w:t>
-      </w:r>
-      <w:proofErr w:type="spellEnd"/>
-      <w:r>
-        <w:t>) to redefine digital innovation and drive competitive advantage through digital business. The platform provides a comprehensive set of tools and technology stack to efficiently manage, define, design, develop, and deploy phases of product development.</w:t>
+        <w:t>Industry-first Product Platform-as-a-Service (pPaaS) to redefine digital innovation and drive competitive advantage through digital business. The platform provides a comprehensive set of tools and technology stack to efficiently manage, define, design, develop, and deploy phases of product development.</w:t>
       </w:r>
     </w:p>
     <w:p>
@@ -1223,7 +940,6 @@
       <w:r>
         <w:t xml:space="preserve">, integrating </w:t>
       </w:r>
-      <w:proofErr w:type="spellStart"/>
       <w:r>
         <w:rPr>
           <w:b/>
@@ -1231,11 +947,9 @@
         </w:rPr>
         <w:t>Kedro</w:t>
       </w:r>
-      <w:proofErr w:type="spellEnd"/>
       <w:r>
         <w:t xml:space="preserve"> for pipeline management and </w:t>
       </w:r>
-      <w:proofErr w:type="spellStart"/>
       <w:r>
         <w:rPr>
           <w:b/>
@@ -1243,7 +957,6 @@
         </w:rPr>
         <w:t>MLflow</w:t>
       </w:r>
-      <w:proofErr w:type="spellEnd"/>
       <w:r>
         <w:t xml:space="preserve"> for experiment tracking and reproducibility.</w:t>
       </w:r>
@@ -1386,7 +1099,6 @@
       <w:r>
         <w:t> and </w:t>
       </w:r>
-      <w:proofErr w:type="spellStart"/>
       <w:r>
         <w:rPr>
           <w:b/>
@@ -1394,7 +1106,6 @@
         </w:rPr>
         <w:t>FastAPI</w:t>
       </w:r>
-      <w:proofErr w:type="spellEnd"/>
       <w:r>
         <w:t>, ensuring modularity, fault isolation, and consistent API governance.</w:t>
       </w:r>
@@ -1500,15 +1211,7 @@
         <w:t>JMeter</w:t>
       </w:r>
       <w:r>
-        <w:t xml:space="preserve">, and wrote </w:t>
-      </w:r>
-      <w:proofErr w:type="spellStart"/>
-      <w:r>
-        <w:t>behavior</w:t>
-      </w:r>
-      <w:proofErr w:type="spellEnd"/>
-      <w:r>
-        <w:t>-driven test suites in </w:t>
+        <w:t>, and wrote behavior-driven test suites in </w:t>
       </w:r>
       <w:r>
         <w:rPr>
@@ -1520,7 +1223,6 @@
       <w:r>
         <w:t> and </w:t>
       </w:r>
-      <w:proofErr w:type="spellStart"/>
       <w:r>
         <w:rPr>
           <w:b/>
@@ -1528,7 +1230,6 @@
         </w:rPr>
         <w:t>PyTest</w:t>
       </w:r>
-      <w:proofErr w:type="spellEnd"/>
       <w:r>
         <w:t>, ensuring system reliability and adherence to business logic.</w:t>
       </w:r>
@@ -1537,14 +1238,9 @@
       <w:pPr>
         <w:pStyle w:val="Heading3"/>
       </w:pPr>
-      <w:proofErr w:type="spellStart"/>
       <w:r>
         <w:lastRenderedPageBreak/>
-        <w:t>DiPEC</w:t>
-      </w:r>
-      <w:proofErr w:type="spellEnd"/>
-      <w:r>
-        <w:t xml:space="preserve"> (Digitalized Project Execution)</w:t>
+        <w:t>DiPEC (Digitalized Project Execution)</w:t>
       </w:r>
     </w:p>
     <w:p>
@@ -1556,13 +1252,8 @@
       <w:pPr>
         <w:pStyle w:val="Heading3"/>
       </w:pPr>
-      <w:proofErr w:type="spellStart"/>
-      <w:r>
-        <w:t>eResource</w:t>
-      </w:r>
-      <w:proofErr w:type="spellEnd"/>
-      <w:r>
-        <w:t xml:space="preserve"> Scheduler</w:t>
+      <w:r>
+        <w:t>eResource Scheduler</w:t>
       </w:r>
     </w:p>
     <w:p>
@@ -1574,13 +1265,8 @@
       <w:pPr>
         <w:pStyle w:val="Heading3"/>
       </w:pPr>
-      <w:proofErr w:type="spellStart"/>
-      <w:r>
-        <w:t>Abho</w:t>
-      </w:r>
-      <w:proofErr w:type="spellEnd"/>
-      <w:r>
-        <w:t xml:space="preserve"> Costing Sheet</w:t>
+      <w:r>
+        <w:t>Abho Costing Sheet</w:t>
       </w:r>
     </w:p>
     <w:p>
@@ -5849,6 +5535,7 @@
   <w:style w:type="character" w:default="1" w:styleId="DefaultParagraphFont">
     <w:name w:val="Default Paragraph Font"/>
     <w:uiPriority w:val="1"/>
+    <w:semiHidden/>
     <w:unhideWhenUsed/>
   </w:style>
   <w:style w:type="table" w:default="1" w:styleId="TableNormal">
